--- a/writable/templates/template_p38.docx
+++ b/writable/templates/template_p38.docx
@@ -1370,7 +1370,16 @@
           <w:bCs/>
           <w:lang w:val="fi-FI"/>
         </w:rPr>
-        <w:t>An. Kepala Kejaksaan Negeri Boyolali</w:t>
+        <w:t xml:space="preserve">An. Kepala </w:t>
+      </w:r>
+      <w:r>
+        <w:rPr>
+          <w:rFonts w:cs="Times New Roman"/>
+          <w:b/>
+          <w:bCs/>
+          <w:lang w:val="fi-FI"/>
+        </w:rPr>
+        <w:t>${nama_instansi}</w:t>
       </w:r>
     </w:p>
     <w:p>
@@ -1541,8 +1550,6 @@
         <w:jc w:val="center"/>
         <w:rPr>
           <w:rFonts w:cs="Times New Roman"/>
-          <w:b/>
-          <w:lang w:val="fi-FI"/>
         </w:rPr>
       </w:pPr>
       <w:r>
@@ -1552,8 +1559,9 @@
           <w:bCs/>
           <w:lang w:val="fi-FI"/>
         </w:rPr>
-        <w:t>{TTD_JF}</w:t>
-      </w:r>
+        <w:t>${</w:t>
+      </w:r>
+      <w:bookmarkEnd w:id="1"/>
       <w:r>
         <w:rPr>
           <w:rFonts w:cs="Times New Roman"/>
@@ -1561,523 +1569,13 @@
           <w:bCs/>
           <w:lang w:val="fi-FI"/>
         </w:rPr>
-        <w:tab/>
-      </w:r>
-    </w:p>
-    <w:bookmarkEnd w:id="1"/>
-    <w:p>
-      <w:pPr>
-        <w:suppressAutoHyphens w:val="0"/>
-        <w:spacing w:after="160" w:line="259" w:lineRule="auto"/>
-        <w:textAlignment w:val="auto"/>
-        <w:rPr>
-          <w:rFonts w:cs="Times New Roman"/>
-        </w:rPr>
-        <w:sectPr>
-          <w:footerReference w:type="default" r:id="rId8"/>
-          <w:pgSz w:w="12240" w:h="20160"/>
-          <w:pgMar w:top="284" w:right="720" w:bottom="720" w:left="720" w:header="0" w:footer="703" w:gutter="0"/>
-          <w:cols w:space="720"/>
-          <w:formProt w:val="0"/>
-          <w:docGrid w:linePitch="326"/>
-        </w:sectPr>
-      </w:pPr>
-    </w:p>
-    <w:p>
-      <w:pPr>
-        <w:suppressAutoHyphens w:val="0"/>
-        <w:spacing w:after="160" w:line="259" w:lineRule="auto"/>
-        <w:jc w:val="center"/>
-        <w:textAlignment w:val="auto"/>
-        <w:rPr>
-          <w:rFonts w:cs="Times New Roman"/>
-        </w:rPr>
-      </w:pPr>
-    </w:p>
-    <w:tbl>
-      <w:tblPr>
-        <w:tblStyle w:val="TableGrid"/>
-        <w:tblW w:w="0" w:type="auto"/>
-        <w:tblLook w:val="04A0" w:firstRow="1" w:lastRow="0" w:firstColumn="1" w:lastColumn="0" w:noHBand="0" w:noVBand="1"/>
-      </w:tblPr>
-      <w:tblGrid>
-        <w:gridCol w:w="1044"/>
-        <w:gridCol w:w="4807"/>
-        <w:gridCol w:w="3473"/>
-        <w:gridCol w:w="2058"/>
-        <w:gridCol w:w="2811"/>
-        <w:gridCol w:w="2807"/>
-      </w:tblGrid>
-      <w:tr>
-        <w:tc>
-          <w:tcPr>
-            <w:tcW w:w="17226" w:type="dxa"/>
-            <w:gridSpan w:val="6"/>
-            <w:shd w:val="clear" w:color="auto" w:fill="4472C4" w:themeFill="accent1"/>
-            <w:vAlign w:val="center"/>
-          </w:tcPr>
-          <w:p>
-            <w:pPr>
-              <w:suppressAutoHyphens w:val="0"/>
-              <w:spacing w:after="160" w:line="259" w:lineRule="auto"/>
-              <w:jc w:val="center"/>
-              <w:textAlignment w:val="auto"/>
-              <w:rPr>
-                <w:rFonts w:ascii="Arial" w:hAnsi="Arial" w:cs="Arial"/>
-                <w:b/>
-                <w:bCs/>
-              </w:rPr>
-            </w:pPr>
-            <w:r>
-              <w:rPr>
-                <w:rFonts w:ascii="Arial" w:hAnsi="Arial" w:cs="Arial"/>
-                <w:b/>
-                <w:bCs/>
-              </w:rPr>
-              <w:t>${hari_sidang}, ${tanggal_sidang}</w:t>
-            </w:r>
-          </w:p>
-        </w:tc>
-      </w:tr>
-      <w:tr>
-        <w:tc>
-          <w:tcPr>
-            <w:tcW w:w="675" w:type="dxa"/>
-            <w:shd w:val="clear" w:color="auto" w:fill="FFC000"/>
-            <w:vAlign w:val="center"/>
-          </w:tcPr>
-          <w:p>
-            <w:pPr>
-              <w:suppressAutoHyphens w:val="0"/>
-              <w:spacing w:after="160" w:line="259" w:lineRule="auto"/>
-              <w:jc w:val="center"/>
-              <w:textAlignment w:val="auto"/>
-              <w:rPr>
-                <w:rFonts w:ascii="Arial" w:hAnsi="Arial" w:cs="Arial"/>
-              </w:rPr>
-            </w:pPr>
-            <w:r>
-              <w:rPr>
-                <w:rFonts w:ascii="Arial" w:hAnsi="Arial" w:cs="Arial"/>
-              </w:rPr>
-              <w:t>No.</w:t>
-            </w:r>
-          </w:p>
-        </w:tc>
-        <w:tc>
-          <w:tcPr>
-            <w:tcW w:w="5067" w:type="dxa"/>
-            <w:shd w:val="clear" w:color="auto" w:fill="FFC000"/>
-            <w:vAlign w:val="center"/>
-          </w:tcPr>
-          <w:p>
-            <w:pPr>
-              <w:suppressAutoHyphens w:val="0"/>
-              <w:spacing w:after="160" w:line="259" w:lineRule="auto"/>
-              <w:jc w:val="center"/>
-              <w:textAlignment w:val="auto"/>
-              <w:rPr>
-                <w:rFonts w:ascii="Arial" w:hAnsi="Arial" w:cs="Arial"/>
-              </w:rPr>
-            </w:pPr>
-            <w:r>
-              <w:rPr>
-                <w:rFonts w:ascii="Arial" w:hAnsi="Arial" w:cs="Arial"/>
-              </w:rPr>
-              <w:t>Nomor Perkara</w:t>
-            </w:r>
-          </w:p>
-        </w:tc>
-        <w:tc>
-          <w:tcPr>
-            <w:tcW w:w="3580" w:type="dxa"/>
-            <w:shd w:val="clear" w:color="auto" w:fill="FFC000"/>
-            <w:vAlign w:val="center"/>
-          </w:tcPr>
-          <w:p>
-            <w:pPr>
-              <w:suppressAutoHyphens w:val="0"/>
-              <w:spacing w:after="160" w:line="259" w:lineRule="auto"/>
-              <w:jc w:val="center"/>
-              <w:textAlignment w:val="auto"/>
-              <w:rPr>
-                <w:rFonts w:ascii="Arial" w:hAnsi="Arial" w:cs="Arial"/>
-              </w:rPr>
-            </w:pPr>
-            <w:r>
-              <w:rPr>
-                <w:rFonts w:ascii="Arial" w:hAnsi="Arial" w:cs="Arial"/>
-              </w:rPr>
-              <w:t>Nama Terdakwa</w:t>
-            </w:r>
-          </w:p>
-        </w:tc>
-        <w:tc>
-          <w:tcPr>
-            <w:tcW w:w="2162" w:type="dxa"/>
-            <w:shd w:val="clear" w:color="auto" w:fill="FFC000"/>
-            <w:vAlign w:val="center"/>
-          </w:tcPr>
-          <w:p>
-            <w:pPr>
-              <w:suppressAutoHyphens w:val="0"/>
-              <w:spacing w:after="160" w:line="259" w:lineRule="auto"/>
-              <w:jc w:val="center"/>
-              <w:textAlignment w:val="auto"/>
-              <w:rPr>
-                <w:rFonts w:ascii="Arial" w:hAnsi="Arial" w:cs="Arial"/>
-              </w:rPr>
-            </w:pPr>
-            <w:r>
-              <w:rPr>
-                <w:rFonts w:ascii="Arial" w:hAnsi="Arial" w:cs="Arial"/>
-              </w:rPr>
-              <w:t>JPU</w:t>
-            </w:r>
-          </w:p>
-        </w:tc>
-        <w:tc>
-          <w:tcPr>
-            <w:tcW w:w="2871" w:type="dxa"/>
-            <w:shd w:val="clear" w:color="auto" w:fill="FFC000"/>
-            <w:vAlign w:val="center"/>
-          </w:tcPr>
-          <w:p>
-            <w:pPr>
-              <w:suppressAutoHyphens w:val="0"/>
-              <w:spacing w:after="160" w:line="259" w:lineRule="auto"/>
-              <w:jc w:val="center"/>
-              <w:textAlignment w:val="auto"/>
-              <w:rPr>
-                <w:rFonts w:ascii="Arial" w:hAnsi="Arial" w:cs="Arial"/>
-              </w:rPr>
-            </w:pPr>
-            <w:r>
-              <w:rPr>
-                <w:rFonts w:ascii="Arial" w:hAnsi="Arial" w:cs="Arial"/>
-              </w:rPr>
-              <w:t>Status Sidang</w:t>
-            </w:r>
-          </w:p>
-        </w:tc>
-        <w:tc>
-          <w:tcPr>
-            <w:tcW w:w="2871" w:type="dxa"/>
-            <w:shd w:val="clear" w:color="auto" w:fill="FFC000"/>
-            <w:vAlign w:val="center"/>
-          </w:tcPr>
-          <w:p>
-            <w:pPr>
-              <w:suppressAutoHyphens w:val="0"/>
-              <w:spacing w:after="160" w:line="259" w:lineRule="auto"/>
-              <w:jc w:val="center"/>
-              <w:textAlignment w:val="auto"/>
-              <w:rPr>
-                <w:rFonts w:ascii="Arial" w:hAnsi="Arial" w:cs="Arial"/>
-              </w:rPr>
-            </w:pPr>
-            <w:r>
-              <w:rPr>
-                <w:rFonts w:ascii="Arial" w:hAnsi="Arial" w:cs="Arial"/>
-              </w:rPr>
-              <w:t>Jenis Perkara</w:t>
-            </w:r>
-          </w:p>
-        </w:tc>
-      </w:tr>
-      <w:tr>
-        <w:tc>
-          <w:tcPr>
-            <w:tcW w:w="675" w:type="dxa"/>
-            <w:vAlign w:val="center"/>
-          </w:tcPr>
-          <w:p>
-            <w:pPr>
-              <w:suppressAutoHyphens w:val="0"/>
-              <w:spacing w:after="160" w:line="259" w:lineRule="auto"/>
-              <w:jc w:val="center"/>
-              <w:textAlignment w:val="auto"/>
-              <w:rPr>
-                <w:rFonts w:ascii="Arial" w:hAnsi="Arial" w:cs="Arial"/>
-              </w:rPr>
-            </w:pPr>
-            <w:r>
-              <w:rPr>
-                <w:rFonts w:ascii="Arial" w:hAnsi="Arial" w:cs="Arial"/>
-              </w:rPr>
-              <w:t>${no</w:t>
-            </w:r>
-            <w:r>
-              <w:rPr>
-                <w:rFonts w:ascii="Arial" w:hAnsi="Arial" w:cs="Arial"/>
-              </w:rPr>
-              <w:t>_2</w:t>
-            </w:r>
-            <w:r>
-              <w:rPr>
-                <w:rFonts w:ascii="Arial" w:hAnsi="Arial" w:cs="Arial"/>
-              </w:rPr>
-              <w:t>}</w:t>
-            </w:r>
-          </w:p>
-        </w:tc>
-        <w:tc>
-          <w:tcPr>
-            <w:tcW w:w="5067" w:type="dxa"/>
-            <w:vAlign w:val="center"/>
-          </w:tcPr>
-          <w:p>
-            <w:pPr>
-              <w:suppressAutoHyphens w:val="0"/>
-              <w:spacing w:after="160" w:line="259" w:lineRule="auto"/>
-              <w:jc w:val="center"/>
-              <w:textAlignment w:val="auto"/>
-              <w:rPr>
-                <w:rFonts w:ascii="Arial" w:hAnsi="Arial" w:cs="Arial"/>
-              </w:rPr>
-            </w:pPr>
-            <w:r>
-              <w:rPr>
-                <w:rFonts w:ascii="Arial" w:hAnsi="Arial" w:cs="Arial"/>
-              </w:rPr>
-              <w:t>${nomor_perkara</w:t>
-            </w:r>
-            <w:r>
-              <w:rPr>
-                <w:rFonts w:ascii="Arial" w:hAnsi="Arial" w:cs="Arial"/>
-              </w:rPr>
-              <w:t>_2</w:t>
-            </w:r>
-            <w:r>
-              <w:rPr>
-                <w:rFonts w:ascii="Arial" w:hAnsi="Arial" w:cs="Arial"/>
-              </w:rPr>
-              <w:t>}</w:t>
-            </w:r>
-          </w:p>
-        </w:tc>
-        <w:tc>
-          <w:tcPr>
-            <w:tcW w:w="3580" w:type="dxa"/>
-            <w:vAlign w:val="center"/>
-          </w:tcPr>
-          <w:p>
-            <w:pPr>
-              <w:suppressAutoHyphens w:val="0"/>
-              <w:spacing w:after="160" w:line="259" w:lineRule="auto"/>
-              <w:jc w:val="center"/>
-              <w:textAlignment w:val="auto"/>
-              <w:rPr>
-                <w:rFonts w:ascii="Arial" w:hAnsi="Arial" w:cs="Arial"/>
-              </w:rPr>
-            </w:pPr>
-            <w:r>
-              <w:rPr>
-                <w:rFonts w:ascii="Arial" w:hAnsi="Arial" w:cs="Arial"/>
-              </w:rPr>
-              <w:t>${nama_terdakwa</w:t>
-            </w:r>
-            <w:r>
-              <w:rPr>
-                <w:rFonts w:ascii="Arial" w:hAnsi="Arial" w:cs="Arial"/>
-              </w:rPr>
-              <w:t>_2</w:t>
-            </w:r>
-            <w:r>
-              <w:rPr>
-                <w:rFonts w:ascii="Arial" w:hAnsi="Arial" w:cs="Arial"/>
-              </w:rPr>
-              <w:t>}</w:t>
-            </w:r>
-          </w:p>
-        </w:tc>
-        <w:tc>
-          <w:tcPr>
-            <w:tcW w:w="2162" w:type="dxa"/>
-            <w:vAlign w:val="center"/>
-          </w:tcPr>
-          <w:p>
-            <w:pPr>
-              <w:suppressAutoHyphens w:val="0"/>
-              <w:spacing w:after="160" w:line="259" w:lineRule="auto"/>
-              <w:jc w:val="center"/>
-              <w:textAlignment w:val="auto"/>
-              <w:rPr>
-                <w:rFonts w:ascii="Arial" w:hAnsi="Arial" w:cs="Arial"/>
-              </w:rPr>
-            </w:pPr>
-            <w:r>
-              <w:rPr>
-                <w:rFonts w:ascii="Arial" w:hAnsi="Arial" w:cs="Arial"/>
-              </w:rPr>
-              <w:t>${jpu</w:t>
-            </w:r>
-            <w:r>
-              <w:rPr>
-                <w:rFonts w:ascii="Arial" w:hAnsi="Arial" w:cs="Arial"/>
-              </w:rPr>
-              <w:t>_2</w:t>
-            </w:r>
-            <w:r>
-              <w:rPr>
-                <w:rFonts w:ascii="Arial" w:hAnsi="Arial" w:cs="Arial"/>
-              </w:rPr>
-              <w:t>}</w:t>
-            </w:r>
-          </w:p>
-        </w:tc>
-        <w:tc>
-          <w:tcPr>
-            <w:tcW w:w="2871" w:type="dxa"/>
-            <w:vAlign w:val="center"/>
-          </w:tcPr>
-          <w:p>
-            <w:pPr>
-              <w:suppressAutoHyphens w:val="0"/>
-              <w:spacing w:after="160" w:line="259" w:lineRule="auto"/>
-              <w:jc w:val="center"/>
-              <w:textAlignment w:val="auto"/>
-              <w:rPr>
-                <w:rFonts w:ascii="Arial" w:hAnsi="Arial" w:cs="Arial"/>
-              </w:rPr>
-            </w:pPr>
-            <w:r>
-              <w:rPr>
-                <w:rFonts w:ascii="Arial" w:hAnsi="Arial" w:cs="Arial"/>
-              </w:rPr>
-              <w:t>${status_sidang</w:t>
-            </w:r>
-            <w:r>
-              <w:rPr>
-                <w:rFonts w:ascii="Arial" w:hAnsi="Arial" w:cs="Arial"/>
-              </w:rPr>
-              <w:t>_2</w:t>
-            </w:r>
-            <w:r>
-              <w:rPr>
-                <w:rFonts w:ascii="Arial" w:hAnsi="Arial" w:cs="Arial"/>
-              </w:rPr>
-              <w:t>}</w:t>
-            </w:r>
-          </w:p>
-        </w:tc>
-        <w:tc>
-          <w:tcPr>
-            <w:tcW w:w="2871" w:type="dxa"/>
-            <w:vAlign w:val="center"/>
-          </w:tcPr>
-          <w:p>
-            <w:pPr>
-              <w:suppressAutoHyphens w:val="0"/>
-              <w:spacing w:after="160" w:line="259" w:lineRule="auto"/>
-              <w:jc w:val="center"/>
-              <w:textAlignment w:val="auto"/>
-              <w:rPr>
-                <w:rFonts w:ascii="Arial" w:hAnsi="Arial" w:cs="Arial"/>
-              </w:rPr>
-            </w:pPr>
-            <w:r>
-              <w:rPr>
-                <w:rFonts w:ascii="Arial" w:hAnsi="Arial" w:cs="Arial"/>
-              </w:rPr>
-              <w:t>${jenis_perkara</w:t>
-            </w:r>
-            <w:r>
-              <w:rPr>
-                <w:rFonts w:ascii="Arial" w:hAnsi="Arial" w:cs="Arial"/>
-              </w:rPr>
-              <w:t>_2</w:t>
-            </w:r>
-            <w:r>
-              <w:rPr>
-                <w:rFonts w:ascii="Arial" w:hAnsi="Arial" w:cs="Arial"/>
-              </w:rPr>
-              <w:t>}</w:t>
-            </w:r>
-          </w:p>
-        </w:tc>
-      </w:tr>
-    </w:tbl>
-    <w:p>
-      <w:pPr>
-        <w:suppressAutoHyphens w:val="0"/>
-        <w:spacing w:after="160" w:line="259" w:lineRule="auto"/>
-        <w:jc w:val="center"/>
-        <w:textAlignment w:val="auto"/>
-        <w:rPr>
-          <w:rFonts w:cs="Times New Roman"/>
-        </w:rPr>
-      </w:pPr>
-    </w:p>
-    <w:p>
-      <w:pPr>
-        <w:suppressAutoHyphens w:val="0"/>
-        <w:spacing w:after="160" w:line="259" w:lineRule="auto"/>
-        <w:jc w:val="center"/>
-        <w:textAlignment w:val="auto"/>
-        <w:rPr>
-          <w:rFonts w:cs="Times New Roman"/>
-        </w:rPr>
-      </w:pPr>
-    </w:p>
-    <w:p>
-      <w:pPr>
-        <w:suppressAutoHyphens w:val="0"/>
-        <w:spacing w:after="160" w:line="259" w:lineRule="auto"/>
-        <w:jc w:val="center"/>
-        <w:textAlignment w:val="auto"/>
-        <w:rPr>
-          <w:rFonts w:cs="Times New Roman"/>
-        </w:rPr>
-      </w:pPr>
-    </w:p>
-    <w:p>
-      <w:pPr>
-        <w:suppressAutoHyphens w:val="0"/>
-        <w:spacing w:after="160" w:line="259" w:lineRule="auto"/>
-        <w:jc w:val="center"/>
-        <w:textAlignment w:val="auto"/>
-        <w:rPr>
-          <w:rFonts w:cs="Times New Roman"/>
-        </w:rPr>
-      </w:pPr>
-    </w:p>
-    <w:p>
-      <w:pPr>
-        <w:suppressAutoHyphens w:val="0"/>
-        <w:spacing w:after="160" w:line="259" w:lineRule="auto"/>
-        <w:jc w:val="center"/>
-        <w:textAlignment w:val="auto"/>
-        <w:rPr>
-          <w:rFonts w:cs="Times New Roman"/>
-        </w:rPr>
-      </w:pPr>
-    </w:p>
-    <w:p>
-      <w:pPr>
-        <w:suppressAutoHyphens w:val="0"/>
-        <w:spacing w:after="160" w:line="259" w:lineRule="auto"/>
-        <w:jc w:val="center"/>
-        <w:textAlignment w:val="auto"/>
-        <w:rPr>
-          <w:rFonts w:cs="Times New Roman"/>
-        </w:rPr>
-      </w:pPr>
-    </w:p>
-    <w:p>
-      <w:pPr>
-        <w:suppressAutoHyphens w:val="0"/>
-        <w:spacing w:after="160" w:line="259" w:lineRule="auto"/>
-        <w:jc w:val="right"/>
-        <w:textAlignment w:val="auto"/>
-        <w:rPr>
-          <w:rFonts w:cs="Times New Roman"/>
-        </w:rPr>
-      </w:pPr>
+        <w:t>TTD_PANGKAT}</w:t>
+      </w:r>
     </w:p>
     <w:sectPr>
-      <w:pgSz w:w="18711" w:h="12191" w:orient="landscape"/>
-      <w:pgMar w:top="1134" w:right="567" w:bottom="1134" w:left="1134" w:header="0" w:footer="703" w:gutter="0"/>
+      <w:headerReference w:type="default" r:id="rId8"/>
+      <w:pgSz w:w="12191" w:h="18711"/>
+      <w:pgMar w:top="567" w:right="1134" w:bottom="1134" w:left="1134" w:header="0" w:footer="703" w:gutter="0"/>
       <w:cols w:space="720"/>
       <w:formProt w:val="0"/>
       <w:docGrid w:linePitch="326"/>
@@ -2105,83 +1603,6 @@
 </w:endnotes>
 </file>
 
-<file path=word/footer1.xml><?xml version="1.0" encoding="utf-8"?>
-<w:ftr xmlns:wpc="http://schemas.microsoft.com/office/word/2010/wordprocessingCanvas" xmlns:cx="http://schemas.microsoft.com/office/drawing/2014/chartex" xmlns:cx1="http://schemas.microsoft.com/office/drawing/2015/9/8/chartex" xmlns:cx2="http://schemas.microsoft.com/office/drawing/2015/10/21/chartex" xmlns:cx3="http://schemas.microsoft.com/office/drawing/2016/5/9/chartex" xmlns:cx4="http://schemas.microsoft.com/office/drawing/2016/5/10/chartex" xmlns:cx5="http://schemas.microsoft.com/office/drawing/2016/5/11/chartex" xmlns:cx6="http://schemas.microsoft.com/office/drawing/2016/5/12/chartex" xmlns:cx7="http://schemas.microsoft.com/office/drawing/2016/5/13/chartex" xmlns:cx8="http://schemas.microsoft.com/office/drawing/2016/5/14/chartex" xmlns:mc="http://schemas.openxmlformats.org/markup-compatibility/2006" xmlns:aink="http://schemas.microsoft.com/office/drawing/2016/ink" xmlns:am3d="http://schemas.microsoft.com/office/drawing/2017/model3d" xmlns:o="urn:schemas-microsoft-com:office:office" xmlns:r="http://schemas.openxmlformats.org/officeDocument/2006/relationships" xmlns:m="http://schemas.openxmlformats.org/officeDocument/2006/math" xmlns:v="urn:schemas-microsoft-com:vml" xmlns:wp14="http://schemas.microsoft.com/office/word/2010/wordprocessingDrawing" xmlns:wp="http://schemas.openxmlformats.org/drawingml/2006/wordprocessingDrawing" xmlns:w10="urn:schemas-microsoft-com:office:word" xmlns:w="http://schemas.openxmlformats.org/wordprocessingml/2006/main" xmlns:w14="http://schemas.microsoft.com/office/word/2010/wordml" xmlns:w15="http://schemas.microsoft.com/office/word/2012/wordml" xmlns:w16cex="http://schemas.microsoft.com/office/word/2018/wordml/cex" xmlns:w16cid="http://schemas.microsoft.com/office/word/2016/wordml/cid" xmlns:w16="http://schemas.microsoft.com/office/word/2018/wordml" xmlns:w16sdtdh="http://schemas.microsoft.com/office/word/2020/wordml/sdtdatahash" xmlns:w16se="http://schemas.microsoft.com/office/word/2015/wordml/symex" xmlns:wpg="http://schemas.microsoft.com/office/word/2010/wordprocessingGroup" xmlns:wpi="http://schemas.microsoft.com/office/word/2010/wordprocessingInk" xmlns:wne="http://schemas.microsoft.com/office/word/2006/wordml" xmlns:wps="http://schemas.microsoft.com/office/word/2010/wordprocessingShape" mc:Ignorable="w14 w15 w16se w16cid w16 w16cex w16sdtdh wp14">
-  <w:p>
-    <w:pPr>
-      <w:pStyle w:val="Footer"/>
-    </w:pPr>
-    <w:r>
-      <w:rPr>
-        <w:noProof/>
-      </w:rPr>
-      <w:drawing>
-        <wp:anchor distT="0" distB="0" distL="114300" distR="114300" simplePos="0" relativeHeight="251657728" behindDoc="0" locked="0" layoutInCell="1" allowOverlap="1" wp14:anchorId="07774B85" wp14:editId="67AC7799">
-          <wp:simplePos x="0" y="0"/>
-          <wp:positionH relativeFrom="column">
-            <wp:posOffset>2853055</wp:posOffset>
-          </wp:positionH>
-          <wp:positionV relativeFrom="paragraph">
-            <wp:posOffset>4652645</wp:posOffset>
-          </wp:positionV>
-          <wp:extent cx="985520" cy="956310"/>
-          <wp:effectExtent l="0" t="0" r="0" b="0"/>
-          <wp:wrapNone/>
-          <wp:docPr id="8" name="Picture 8"/>
-          <wp:cNvGraphicFramePr>
-            <a:graphicFrameLocks xmlns:a="http://schemas.openxmlformats.org/drawingml/2006/main" noChangeAspect="1"/>
-          </wp:cNvGraphicFramePr>
-          <a:graphic xmlns:a="http://schemas.openxmlformats.org/drawingml/2006/main">
-            <a:graphicData uri="http://schemas.openxmlformats.org/drawingml/2006/picture">
-              <pic:pic xmlns:pic="http://schemas.openxmlformats.org/drawingml/2006/picture">
-                <pic:nvPicPr>
-                  <pic:cNvPr id="0" name="Picture 1"/>
-                  <pic:cNvPicPr>
-                    <a:picLocks noChangeAspect="1" noChangeArrowheads="1"/>
-                  </pic:cNvPicPr>
-                </pic:nvPicPr>
-                <pic:blipFill>
-                  <a:blip r:embed="rId1">
-                    <a:extLst>
-                      <a:ext uri="{28A0092B-C50C-407E-A947-70E740481C1C}">
-                        <a14:useLocalDpi xmlns:a14="http://schemas.microsoft.com/office/drawing/2010/main" val="0"/>
-                      </a:ext>
-                    </a:extLst>
-                  </a:blip>
-                  <a:srcRect/>
-                  <a:stretch>
-                    <a:fillRect/>
-                  </a:stretch>
-                </pic:blipFill>
-                <pic:spPr bwMode="auto">
-                  <a:xfrm>
-                    <a:off x="0" y="0"/>
-                    <a:ext cx="985520" cy="956310"/>
-                  </a:xfrm>
-                  <a:prstGeom prst="rect">
-                    <a:avLst/>
-                  </a:prstGeom>
-                  <a:noFill/>
-                  <a:ln>
-                    <a:noFill/>
-                  </a:ln>
-                </pic:spPr>
-              </pic:pic>
-            </a:graphicData>
-          </a:graphic>
-          <wp14:sizeRelH relativeFrom="margin">
-            <wp14:pctWidth>0</wp14:pctWidth>
-          </wp14:sizeRelH>
-          <wp14:sizeRelV relativeFrom="margin">
-            <wp14:pctHeight>0</wp14:pctHeight>
-          </wp14:sizeRelV>
-        </wp:anchor>
-      </w:drawing>
-    </w:r>
-  </w:p>
-</w:ftr>
-</file>
-
 <file path=word/footnotes.xml><?xml version="1.0" encoding="utf-8"?>
 <w:footnotes xmlns:wpc="http://schemas.microsoft.com/office/word/2010/wordprocessingCanvas" xmlns:cx="http://schemas.microsoft.com/office/drawing/2014/chartex" xmlns:cx1="http://schemas.microsoft.com/office/drawing/2015/9/8/chartex" xmlns:cx2="http://schemas.microsoft.com/office/drawing/2015/10/21/chartex" xmlns:cx3="http://schemas.microsoft.com/office/drawing/2016/5/9/chartex" xmlns:cx4="http://schemas.microsoft.com/office/drawing/2016/5/10/chartex" xmlns:cx5="http://schemas.microsoft.com/office/drawing/2016/5/11/chartex" xmlns:cx6="http://schemas.microsoft.com/office/drawing/2016/5/12/chartex" xmlns:cx7="http://schemas.microsoft.com/office/drawing/2016/5/13/chartex" xmlns:cx8="http://schemas.microsoft.com/office/drawing/2016/5/14/chartex" xmlns:mc="http://schemas.openxmlformats.org/markup-compatibility/2006" xmlns:aink="http://schemas.microsoft.com/office/drawing/2016/ink" xmlns:am3d="http://schemas.microsoft.com/office/drawing/2017/model3d" xmlns:o="urn:schemas-microsoft-com:office:office" xmlns:r="http://schemas.openxmlformats.org/officeDocument/2006/relationships" xmlns:m="http://schemas.openxmlformats.org/officeDocument/2006/math" xmlns:v="urn:schemas-microsoft-com:vml" xmlns:wp14="http://schemas.microsoft.com/office/word/2010/wordprocessingDrawing" xmlns:wp="http://schemas.openxmlformats.org/drawingml/2006/wordprocessingDrawing" xmlns:w10="urn:schemas-microsoft-com:office:word" xmlns:w="http://schemas.openxmlformats.org/wordprocessingml/2006/main" xmlns:w14="http://schemas.microsoft.com/office/word/2010/wordml" xmlns:w15="http://schemas.microsoft.com/office/word/2012/wordml" xmlns:w16cex="http://schemas.microsoft.com/office/word/2018/wordml/cex" xmlns:w16cid="http://schemas.microsoft.com/office/word/2016/wordml/cid" xmlns:w16="http://schemas.microsoft.com/office/word/2018/wordml" xmlns:w16sdtdh="http://schemas.microsoft.com/office/word/2020/wordml/sdtdatahash" xmlns:w16se="http://schemas.microsoft.com/office/word/2015/wordml/symex" xmlns:wpg="http://schemas.microsoft.com/office/word/2010/wordprocessingGroup" xmlns:wpi="http://schemas.microsoft.com/office/word/2010/wordprocessingInk" xmlns:wne="http://schemas.microsoft.com/office/word/2006/wordml" xmlns:wps="http://schemas.microsoft.com/office/word/2010/wordprocessingShape" mc:Ignorable="w14 w15 w16se w16cid w16 w16cex w16sdtdh wp14">
   <w:footnote w:type="separator" w:id="-1">
@@ -2199,6 +1620,16 @@
     </w:p>
   </w:footnote>
 </w:footnotes>
+</file>
+
+<file path=word/header1.xml><?xml version="1.0" encoding="utf-8"?>
+<w:hdr xmlns:wpc="http://schemas.microsoft.com/office/word/2010/wordprocessingCanvas" xmlns:cx="http://schemas.microsoft.com/office/drawing/2014/chartex" xmlns:cx1="http://schemas.microsoft.com/office/drawing/2015/9/8/chartex" xmlns:cx2="http://schemas.microsoft.com/office/drawing/2015/10/21/chartex" xmlns:cx3="http://schemas.microsoft.com/office/drawing/2016/5/9/chartex" xmlns:cx4="http://schemas.microsoft.com/office/drawing/2016/5/10/chartex" xmlns:cx5="http://schemas.microsoft.com/office/drawing/2016/5/11/chartex" xmlns:cx6="http://schemas.microsoft.com/office/drawing/2016/5/12/chartex" xmlns:cx7="http://schemas.microsoft.com/office/drawing/2016/5/13/chartex" xmlns:cx8="http://schemas.microsoft.com/office/drawing/2016/5/14/chartex" xmlns:mc="http://schemas.openxmlformats.org/markup-compatibility/2006" xmlns:aink="http://schemas.microsoft.com/office/drawing/2016/ink" xmlns:am3d="http://schemas.microsoft.com/office/drawing/2017/model3d" xmlns:o="urn:schemas-microsoft-com:office:office" xmlns:r="http://schemas.openxmlformats.org/officeDocument/2006/relationships" xmlns:m="http://schemas.openxmlformats.org/officeDocument/2006/math" xmlns:v="urn:schemas-microsoft-com:vml" xmlns:wp14="http://schemas.microsoft.com/office/word/2010/wordprocessingDrawing" xmlns:wp="http://schemas.openxmlformats.org/drawingml/2006/wordprocessingDrawing" xmlns:w10="urn:schemas-microsoft-com:office:word" xmlns:w="http://schemas.openxmlformats.org/wordprocessingml/2006/main" xmlns:w14="http://schemas.microsoft.com/office/word/2010/wordml" xmlns:w15="http://schemas.microsoft.com/office/word/2012/wordml" xmlns:w16cex="http://schemas.microsoft.com/office/word/2018/wordml/cex" xmlns:w16cid="http://schemas.microsoft.com/office/word/2016/wordml/cid" xmlns:w16="http://schemas.microsoft.com/office/word/2018/wordml" xmlns:w16sdtdh="http://schemas.microsoft.com/office/word/2020/wordml/sdtdatahash" xmlns:w16se="http://schemas.microsoft.com/office/word/2015/wordml/symex" xmlns:wpg="http://schemas.microsoft.com/office/word/2010/wordprocessingGroup" xmlns:wpi="http://schemas.microsoft.com/office/word/2010/wordprocessingInk" xmlns:wne="http://schemas.microsoft.com/office/word/2006/wordml" xmlns:wps="http://schemas.microsoft.com/office/word/2010/wordprocessingShape" mc:Ignorable="w14 w15 w16se w16cid w16 w16cex w16sdtdh wp14">
+  <w:p>
+    <w:pPr>
+      <w:pStyle w:val="Header"/>
+    </w:pPr>
+  </w:p>
+</w:hdr>
 </file>
 
 <file path=word/styles.xml><?xml version="1.0" encoding="utf-8"?>

--- a/writable/templates/template_p38.docx
+++ b/writable/templates/template_p38.docx
@@ -295,12 +295,14 @@
                 <w:rFonts w:cs="Times New Roman"/>
               </w:rPr>
             </w:pPr>
+            <w:proofErr w:type="spellStart"/>
             <w:r>
               <w:rPr>
                 <w:rFonts w:cs="Times New Roman"/>
               </w:rPr>
               <w:t>Nomor</w:t>
             </w:r>
+            <w:proofErr w:type="spellEnd"/>
           </w:p>
         </w:tc>
         <w:tc>
@@ -335,7 +337,21 @@
               <w:rPr>
                 <w:rFonts w:cs="Times New Roman"/>
               </w:rPr>
-              <w:t>${nomor_surat}</w:t>
+              <w:t>${</w:t>
+            </w:r>
+            <w:proofErr w:type="spellStart"/>
+            <w:r>
+              <w:rPr>
+                <w:rFonts w:cs="Times New Roman"/>
+              </w:rPr>
+              <w:t>nomor_surat</w:t>
+            </w:r>
+            <w:proofErr w:type="spellEnd"/>
+            <w:r>
+              <w:rPr>
+                <w:rFonts w:cs="Times New Roman"/>
+              </w:rPr>
+              <w:t>}</w:t>
             </w:r>
           </w:p>
         </w:tc>
@@ -365,7 +381,21 @@
               <w:rPr>
                 <w:rFonts w:cs="Times New Roman"/>
               </w:rPr>
-              <w:t>${kota_surat}</w:t>
+              <w:t>${</w:t>
+            </w:r>
+            <w:proofErr w:type="spellStart"/>
+            <w:r>
+              <w:rPr>
+                <w:rFonts w:cs="Times New Roman"/>
+              </w:rPr>
+              <w:t>kota_surat</w:t>
+            </w:r>
+            <w:proofErr w:type="spellEnd"/>
+            <w:r>
+              <w:rPr>
+                <w:rFonts w:cs="Times New Roman"/>
+              </w:rPr>
+              <w:t>}</w:t>
             </w:r>
             <w:r>
               <w:rPr>
@@ -377,7 +407,21 @@
               <w:rPr>
                 <w:rFonts w:cs="Times New Roman"/>
               </w:rPr>
-              <w:t>${tanggal_surat}</w:t>
+              <w:t>${</w:t>
+            </w:r>
+            <w:proofErr w:type="spellStart"/>
+            <w:r>
+              <w:rPr>
+                <w:rFonts w:cs="Times New Roman"/>
+              </w:rPr>
+              <w:t>tanggal_surat</w:t>
+            </w:r>
+            <w:proofErr w:type="spellEnd"/>
+            <w:r>
+              <w:rPr>
+                <w:rFonts w:cs="Times New Roman"/>
+              </w:rPr>
+              <w:t>}</w:t>
             </w:r>
           </w:p>
         </w:tc>
@@ -440,12 +484,14 @@
                 <w:rFonts w:cs="Times New Roman"/>
               </w:rPr>
             </w:pPr>
+            <w:proofErr w:type="spellStart"/>
             <w:r>
               <w:rPr>
                 <w:rFonts w:cs="Times New Roman"/>
               </w:rPr>
               <w:t>Biasa</w:t>
             </w:r>
+            <w:proofErr w:type="spellEnd"/>
           </w:p>
         </w:tc>
         <w:tc>
@@ -777,7 +823,7 @@
           <w:color w:val="auto"/>
           <w:lang w:val="fi-FI"/>
         </w:rPr>
-        <w:t>${nama_terdakwa</w:t>
+        <w:t>${</w:t>
       </w:r>
       <w:r>
         <w:rPr>
@@ -785,7 +831,7 @@
           <w:color w:val="auto"/>
           <w:lang w:val="fi-FI"/>
         </w:rPr>
-        <w:t>_1</w:t>
+        <w:t>$nama_terdakwa_pertama</w:t>
       </w:r>
       <w:r>
         <w:rPr>
@@ -831,13 +877,29 @@
           <w:rFonts w:cs="Times New Roman"/>
           <w:color w:val="auto"/>
         </w:rPr>
-        <w:t>${hari_sidang}</w:t>
-      </w:r>
+        <w:t>${</w:t>
+      </w:r>
+      <w:proofErr w:type="spellStart"/>
       <w:r>
         <w:rPr>
           <w:rFonts w:cs="Times New Roman"/>
           <w:color w:val="auto"/>
         </w:rPr>
+        <w:t>hari_sidang</w:t>
+      </w:r>
+      <w:proofErr w:type="spellEnd"/>
+      <w:r>
+        <w:rPr>
+          <w:rFonts w:cs="Times New Roman"/>
+          <w:color w:val="auto"/>
+        </w:rPr>
+        <w:t>}</w:t>
+      </w:r>
+      <w:r>
+        <w:rPr>
+          <w:rFonts w:cs="Times New Roman"/>
+          <w:color w:val="auto"/>
+        </w:rPr>
         <w:t xml:space="preserve"> </w:t>
       </w:r>
       <w:r>
@@ -853,7 +915,23 @@
           <w:rFonts w:cs="Times New Roman"/>
           <w:color w:val="auto"/>
         </w:rPr>
-        <w:t>${tanggal_sidang}</w:t>
+        <w:t>${</w:t>
+      </w:r>
+      <w:proofErr w:type="spellStart"/>
+      <w:r>
+        <w:rPr>
+          <w:rFonts w:cs="Times New Roman"/>
+          <w:color w:val="auto"/>
+        </w:rPr>
+        <w:t>tanggal_sidang</w:t>
+      </w:r>
+      <w:proofErr w:type="spellEnd"/>
+      <w:r>
+        <w:rPr>
+          <w:rFonts w:cs="Times New Roman"/>
+          <w:color w:val="auto"/>
+        </w:rPr>
+        <w:t>}</w:t>
       </w:r>
       <w:r>
         <w:rPr>
@@ -935,8 +1013,18 @@
                 <w:b/>
                 <w:color w:val="auto"/>
               </w:rPr>
-              <w:t>Nama Lengkap</w:t>
-            </w:r>
+              <w:t xml:space="preserve">Nama </w:t>
+            </w:r>
+            <w:proofErr w:type="spellStart"/>
+            <w:r>
+              <w:rPr>
+                <w:rFonts w:cs="Times New Roman"/>
+                <w:b/>
+                <w:color w:val="auto"/>
+              </w:rPr>
+              <w:t>Lengkap</w:t>
+            </w:r>
+            <w:proofErr w:type="spellEnd"/>
           </w:p>
         </w:tc>
         <w:tc>
@@ -954,13 +1042,23 @@
                 <w:color w:val="auto"/>
               </w:rPr>
             </w:pPr>
+            <w:proofErr w:type="spellStart"/>
             <w:r>
               <w:rPr>
                 <w:rFonts w:cs="Times New Roman"/>
                 <w:b/>
                 <w:color w:val="auto"/>
               </w:rPr>
-              <w:t>Jaksa P.U.</w:t>
+              <w:t>Jaksa</w:t>
+            </w:r>
+            <w:proofErr w:type="spellEnd"/>
+            <w:r>
+              <w:rPr>
+                <w:rFonts w:cs="Times New Roman"/>
+                <w:b/>
+                <w:color w:val="auto"/>
+              </w:rPr>
+              <w:t xml:space="preserve"> P.U.</w:t>
             </w:r>
           </w:p>
         </w:tc>
@@ -1175,7 +1273,31 @@
                 <w:szCs w:val="22"/>
                 <w:lang w:eastAsia="zh-CN" w:bidi="ar"/>
               </w:rPr>
-              <w:t>${nama_terdakwa}</w:t>
+              <w:t>${</w:t>
+            </w:r>
+            <w:proofErr w:type="spellStart"/>
+            <w:r>
+              <w:rPr>
+                <w:rFonts w:eastAsia="SimSun" w:cs="Times New Roman"/>
+                <w:color w:val="auto"/>
+                <w:kern w:val="0"/>
+                <w:sz w:val="22"/>
+                <w:szCs w:val="22"/>
+                <w:lang w:eastAsia="zh-CN" w:bidi="ar"/>
+              </w:rPr>
+              <w:t>nama_terdakwa</w:t>
+            </w:r>
+            <w:proofErr w:type="spellEnd"/>
+            <w:r>
+              <w:rPr>
+                <w:rFonts w:eastAsia="SimSun" w:cs="Times New Roman"/>
+                <w:color w:val="auto"/>
+                <w:kern w:val="0"/>
+                <w:sz w:val="22"/>
+                <w:szCs w:val="22"/>
+                <w:lang w:eastAsia="zh-CN" w:bidi="ar"/>
+              </w:rPr>
+              <w:t>}</w:t>
             </w:r>
           </w:p>
         </w:tc>
@@ -1208,7 +1330,27 @@
                 <w:sz w:val="22"/>
                 <w:szCs w:val="22"/>
               </w:rPr>
-              <w:t>${jpu}</w:t>
+              <w:t>${</w:t>
+            </w:r>
+            <w:proofErr w:type="spellStart"/>
+            <w:r>
+              <w:rPr>
+                <w:rFonts w:cs="Times New Roman"/>
+                <w:color w:val="auto"/>
+                <w:sz w:val="22"/>
+                <w:szCs w:val="22"/>
+              </w:rPr>
+              <w:t>jpu</w:t>
+            </w:r>
+            <w:proofErr w:type="spellEnd"/>
+            <w:r>
+              <w:rPr>
+                <w:rFonts w:cs="Times New Roman"/>
+                <w:color w:val="auto"/>
+                <w:sz w:val="22"/>
+                <w:szCs w:val="22"/>
+              </w:rPr>
+              <w:t>}</w:t>
             </w:r>
           </w:p>
         </w:tc>
@@ -1400,7 +1542,25 @@
           <w:bCs/>
           <w:lang w:val="fi-FI"/>
         </w:rPr>
-        <w:t>${TTD_JABATAN}</w:t>
+        <w:t>${</w:t>
+      </w:r>
+      <w:r>
+        <w:rPr>
+          <w:rFonts w:cs="Times New Roman"/>
+          <w:b/>
+          <w:bCs/>
+          <w:lang w:val="fi-FI"/>
+        </w:rPr>
+        <w:t>ttd_jabatan</w:t>
+      </w:r>
+      <w:r>
+        <w:rPr>
+          <w:rFonts w:cs="Times New Roman"/>
+          <w:b/>
+          <w:bCs/>
+          <w:lang w:val="fi-FI"/>
+        </w:rPr>
+        <w:t>}</w:t>
       </w:r>
       <w:r>
         <w:rPr>
@@ -1427,13 +1587,13 @@
           <w:noProof/>
         </w:rPr>
         <w:drawing>
-          <wp:anchor distT="0" distB="0" distL="114300" distR="114300" simplePos="0" relativeHeight="251657728" behindDoc="1" locked="0" layoutInCell="1" allowOverlap="1" wp14:anchorId="28E28D55" wp14:editId="0557672A">
+          <wp:anchor distT="0" distB="0" distL="114300" distR="114300" simplePos="0" relativeHeight="251657728" behindDoc="1" locked="0" layoutInCell="1" allowOverlap="1" wp14:anchorId="28E28D55" wp14:editId="1EC5E090">
             <wp:simplePos x="0" y="0"/>
             <wp:positionH relativeFrom="column">
-              <wp:posOffset>4187825</wp:posOffset>
+              <wp:posOffset>3835400</wp:posOffset>
             </wp:positionH>
             <wp:positionV relativeFrom="paragraph">
-              <wp:posOffset>17145</wp:posOffset>
+              <wp:posOffset>36195</wp:posOffset>
             </wp:positionV>
             <wp:extent cx="1087120" cy="464185"/>
             <wp:effectExtent l="0" t="0" r="0" b="0"/>
@@ -1541,7 +1701,25 @@
           <w:u w:val="single"/>
           <w:lang w:val="sv-SE"/>
         </w:rPr>
-        <w:t>${TTD_NAMA}</w:t>
+        <w:t>${</w:t>
+      </w:r>
+      <w:r>
+        <w:rPr>
+          <w:rFonts w:cs="Times New Roman"/>
+          <w:b/>
+          <w:u w:val="single"/>
+          <w:lang w:val="sv-SE"/>
+        </w:rPr>
+        <w:t>ttd_nama</w:t>
+      </w:r>
+      <w:r>
+        <w:rPr>
+          <w:rFonts w:cs="Times New Roman"/>
+          <w:b/>
+          <w:u w:val="single"/>
+          <w:lang w:val="sv-SE"/>
+        </w:rPr>
+        <w:t>}</w:t>
       </w:r>
     </w:p>
     <w:p>
@@ -1569,13 +1747,22 @@
           <w:bCs/>
           <w:lang w:val="fi-FI"/>
         </w:rPr>
-        <w:t>TTD_PANGKAT}</w:t>
+        <w:t>ttd_pangkat</w:t>
+      </w:r>
+      <w:r>
+        <w:rPr>
+          <w:rFonts w:cs="Times New Roman"/>
+          <w:b/>
+          <w:bCs/>
+          <w:lang w:val="fi-FI"/>
+        </w:rPr>
+        <w:t>}</w:t>
       </w:r>
     </w:p>
     <w:sectPr>
       <w:headerReference w:type="default" r:id="rId8"/>
       <w:pgSz w:w="12191" w:h="18711"/>
-      <w:pgMar w:top="567" w:right="1134" w:bottom="1134" w:left="1134" w:header="0" w:footer="703" w:gutter="0"/>
+      <w:pgMar w:top="426" w:right="1134" w:bottom="1134" w:left="1134" w:header="0" w:footer="703" w:gutter="0"/>
       <w:cols w:space="720"/>
       <w:formProt w:val="0"/>
       <w:docGrid w:linePitch="326"/>

--- a/writable/templates/template_p38.docx
+++ b/writable/templates/template_p38.docx
@@ -831,7 +831,7 @@
           <w:color w:val="auto"/>
           <w:lang w:val="fi-FI"/>
         </w:rPr>
-        <w:t>$nama_terdakwa_pertama</w:t>
+        <w:t>nama_terdakwa_pertama</w:t>
       </w:r>
       <w:r>
         <w:rPr>
@@ -965,11 +965,13 @@
       <w:tr>
         <w:trPr>
           <w:trHeight w:val="483"/>
+          <w:tblHeader/>
           <w:jc w:val="center"/>
         </w:trPr>
         <w:tc>
           <w:tcPr>
             <w:tcW w:w="948" w:type="dxa"/>
+            <w:shd w:val="clear" w:color="auto" w:fill="D0CECE" w:themeFill="background2" w:themeFillShade="E6"/>
             <w:vAlign w:val="center"/>
           </w:tcPr>
           <w:p>
@@ -995,6 +997,7 @@
         <w:tc>
           <w:tcPr>
             <w:tcW w:w="3300" w:type="dxa"/>
+            <w:shd w:val="clear" w:color="auto" w:fill="D0CECE" w:themeFill="background2" w:themeFillShade="E6"/>
             <w:vAlign w:val="center"/>
           </w:tcPr>
           <w:p>
@@ -1030,6 +1033,7 @@
         <w:tc>
           <w:tcPr>
             <w:tcW w:w="2640" w:type="dxa"/>
+            <w:shd w:val="clear" w:color="auto" w:fill="D0CECE" w:themeFill="background2" w:themeFillShade="E6"/>
             <w:vAlign w:val="center"/>
           </w:tcPr>
           <w:p>
@@ -1065,6 +1069,7 @@
         <w:tc>
           <w:tcPr>
             <w:tcW w:w="0" w:type="auto"/>
+            <w:shd w:val="clear" w:color="auto" w:fill="D0CECE" w:themeFill="background2" w:themeFillShade="E6"/>
             <w:vAlign w:val="center"/>
           </w:tcPr>
           <w:p>
@@ -1084,120 +1089,6 @@
                 <w:color w:val="auto"/>
               </w:rPr>
               <w:t>Agenda</w:t>
-            </w:r>
-          </w:p>
-        </w:tc>
-      </w:tr>
-      <w:tr>
-        <w:trPr>
-          <w:trHeight w:val="172"/>
-          <w:jc w:val="center"/>
-        </w:trPr>
-        <w:tc>
-          <w:tcPr>
-            <w:tcW w:w="948" w:type="dxa"/>
-            <w:shd w:val="clear" w:color="auto" w:fill="D9D9D9"/>
-          </w:tcPr>
-          <w:p>
-            <w:pPr>
-              <w:ind w:rightChars="79" w:right="190"/>
-              <w:jc w:val="center"/>
-              <w:rPr>
-                <w:rFonts w:cs="Times New Roman"/>
-                <w:color w:val="auto"/>
-                <w:sz w:val="20"/>
-                <w:szCs w:val="20"/>
-              </w:rPr>
-            </w:pPr>
-            <w:r>
-              <w:rPr>
-                <w:rFonts w:cs="Times New Roman"/>
-                <w:color w:val="auto"/>
-                <w:sz w:val="20"/>
-                <w:szCs w:val="20"/>
-              </w:rPr>
-              <w:t>1</w:t>
-            </w:r>
-          </w:p>
-        </w:tc>
-        <w:tc>
-          <w:tcPr>
-            <w:tcW w:w="3300" w:type="dxa"/>
-            <w:shd w:val="clear" w:color="auto" w:fill="D9D9D9"/>
-          </w:tcPr>
-          <w:p>
-            <w:pPr>
-              <w:ind w:rightChars="79" w:right="190"/>
-              <w:jc w:val="center"/>
-              <w:rPr>
-                <w:rFonts w:cs="Times New Roman"/>
-                <w:color w:val="auto"/>
-                <w:sz w:val="20"/>
-                <w:szCs w:val="20"/>
-              </w:rPr>
-            </w:pPr>
-            <w:r>
-              <w:rPr>
-                <w:rFonts w:cs="Times New Roman"/>
-                <w:color w:val="auto"/>
-                <w:sz w:val="20"/>
-                <w:szCs w:val="20"/>
-              </w:rPr>
-              <w:t>2</w:t>
-            </w:r>
-          </w:p>
-        </w:tc>
-        <w:tc>
-          <w:tcPr>
-            <w:tcW w:w="2640" w:type="dxa"/>
-            <w:shd w:val="clear" w:color="auto" w:fill="D9D9D9"/>
-          </w:tcPr>
-          <w:p>
-            <w:pPr>
-              <w:ind w:rightChars="79" w:right="190"/>
-              <w:jc w:val="center"/>
-              <w:rPr>
-                <w:rFonts w:cs="Times New Roman"/>
-                <w:color w:val="auto"/>
-                <w:sz w:val="20"/>
-                <w:szCs w:val="20"/>
-              </w:rPr>
-            </w:pPr>
-            <w:r>
-              <w:rPr>
-                <w:rFonts w:cs="Times New Roman"/>
-                <w:color w:val="auto"/>
-                <w:sz w:val="20"/>
-                <w:szCs w:val="20"/>
-              </w:rPr>
-              <w:t>3</w:t>
-            </w:r>
-          </w:p>
-        </w:tc>
-        <w:tc>
-          <w:tcPr>
-            <w:tcW w:w="0" w:type="auto"/>
-            <w:shd w:val="clear" w:color="auto" w:fill="D9D9D9"/>
-          </w:tcPr>
-          <w:p>
-            <w:pPr>
-              <w:ind w:rightChars="79" w:right="190"/>
-              <w:jc w:val="center"/>
-              <w:rPr>
-                <w:rFonts w:cs="Times New Roman"/>
-                <w:color w:val="auto"/>
-                <w:sz w:val="20"/>
-                <w:szCs w:val="20"/>
-              </w:rPr>
-            </w:pPr>
-            <w:r>
-              <w:rPr>
-                <w:rFonts w:cs="Times New Roman"/>
-                <w:color w:val="auto"/>
-                <w:sz w:val="20"/>
-                <w:szCs w:val="20"/>
-              </w:rPr>
-              <w:t>4</w:t>
             </w:r>
           </w:p>
         </w:tc>
@@ -1255,7 +1146,6 @@
           </w:tcPr>
           <w:p>
             <w:pPr>
-              <w:jc w:val="center"/>
               <w:textAlignment w:val="center"/>
               <w:rPr>
                 <w:rFonts w:cs="Times New Roman"/>
@@ -1314,7 +1204,6 @@
           </w:tcPr>
           <w:p>
             <w:pPr>
-              <w:jc w:val="center"/>
               <w:textAlignment w:val="center"/>
               <w:rPr>
                 <w:rFonts w:cs="Times New Roman"/>
